--- a/templates/Payoff_Letter__Template_1_Lien.docx
+++ b/templates/Payoff_Letter__Template_1_Lien.docx
@@ -172,6 +172,9 @@
         <w:t>}}</w:t>
       </w:r>
       <w:r>
+        <w:t>,</w:t>
+      </w:r>
+      <w:r>
         <w:t xml:space="preserve"> </w:t>
       </w:r>
       <w:r>
@@ -181,7 +184,7 @@
           <w:sz w:val="20"/>
           <w:szCs w:val="18"/>
         </w:rPr>
-        <w:t>and Deed of Trust Execute</w:t>
+        <w:t>for the property located at</w:t>
       </w:r>
       <w:r>
         <w:rPr>
@@ -190,7 +193,7 @@
           <w:sz w:val="20"/>
           <w:szCs w:val="18"/>
         </w:rPr>
-        <w:t>d</w:t>
+        <w:t xml:space="preserve"> </w:t>
       </w:r>
       <w:r>
         <w:rPr>
@@ -199,11 +202,9 @@
           <w:sz w:val="20"/>
           <w:szCs w:val="18"/>
         </w:rPr>
-        <w:t xml:space="preserve"> </w:t>
-      </w:r>
-      <w:r>
-        <w:t>{{</w:t>
-      </w:r>
+        <w:t xml:space="preserve">23110 </w:t>
+      </w:r>
+      <w:proofErr w:type="spellStart"/>
       <w:r>
         <w:rPr>
           <w:b/>
@@ -211,8 +212,9 @@
           <w:sz w:val="20"/>
           <w:szCs w:val="18"/>
         </w:rPr>
-        <w:t>EXECUTION_D</w:t>
-      </w:r>
+        <w:t>Pennsgrove</w:t>
+      </w:r>
+      <w:proofErr w:type="spellEnd"/>
       <w:r>
         <w:rPr>
           <w:b/>
@@ -220,46 +222,7 @@
           <w:sz w:val="20"/>
           <w:szCs w:val="18"/>
         </w:rPr>
-        <w:t>ATE</w:t>
-      </w:r>
-      <w:r>
-        <w:t>}},</w:t>
-      </w:r>
-      <w:r>
-        <w:t xml:space="preserve"> </w:t>
-      </w:r>
-      <w:r>
-        <w:rPr>
-          <w:b/>
-          <w:i/>
-          <w:sz w:val="20"/>
-          <w:szCs w:val="18"/>
-        </w:rPr>
-        <w:t>for the property located at</w:t>
-      </w:r>
-      <w:r>
-        <w:rPr>
-          <w:b/>
-          <w:i/>
-          <w:sz w:val="20"/>
-          <w:szCs w:val="18"/>
-        </w:rPr>
-        <w:t xml:space="preserve"> </w:t>
-      </w:r>
-      <w:r>
-        <w:t>{{</w:t>
-      </w:r>
-      <w:r>
-        <w:rPr>
-          <w:b/>
-          <w:i/>
-          <w:sz w:val="20"/>
-          <w:szCs w:val="18"/>
-        </w:rPr>
-        <w:t>ADDRESS</w:t>
-      </w:r>
-      <w:r>
-        <w:t>}}</w:t>
+        <w:t xml:space="preserve"> Rd Spring, TX 77373</w:t>
       </w:r>
     </w:p>
     <w:p>

--- a/templates/Payoff_Letter__Template_1_Lien.docx
+++ b/templates/Payoff_Letter__Template_1_Lien.docx
@@ -75,19 +75,11 @@
         <w:br/>
       </w:r>
       <w:r>
-        <w:t>{{</w:t>
-      </w:r>
-      <w:r>
-        <w:rPr>
-          <w:bCs/>
-          <w:iCs/>
-          <w:sz w:val="24"/>
-          <w:szCs w:val="24"/>
-        </w:rPr>
-        <w:t>ADDRESS</w:t>
-      </w:r>
-      <w:r>
-        <w:t>}}</w:t>
+        <w:t>3225 McLeod Dr Suite 100,</w:t>
+      </w:r>
+      <w:r>
+        <w:br/>
+        <w:t>Las Vegas, NV 89121</w:t>
       </w:r>
     </w:p>
     <w:p>
@@ -148,6 +140,12 @@
         <w:t xml:space="preserve">d </w:t>
       </w:r>
       <w:r>
+        <w:rPr>
+          <w:b/>
+          <w:i/>
+          <w:sz w:val="20"/>
+          <w:szCs w:val="18"/>
+        </w:rPr>
         <w:t>{{</w:t>
       </w:r>
       <w:r>
@@ -169,9 +167,21 @@
         <w:t>ATE</w:t>
       </w:r>
       <w:r>
+        <w:rPr>
+          <w:b/>
+          <w:i/>
+          <w:sz w:val="20"/>
+          <w:szCs w:val="18"/>
+        </w:rPr>
         <w:t>}}</w:t>
       </w:r>
       <w:r>
+        <w:rPr>
+          <w:b/>
+          <w:i/>
+          <w:sz w:val="20"/>
+          <w:szCs w:val="18"/>
+        </w:rPr>
         <w:t>,</w:t>
       </w:r>
       <w:r>
@@ -202,27 +212,7 @@
           <w:sz w:val="20"/>
           <w:szCs w:val="18"/>
         </w:rPr>
-        <w:t xml:space="preserve">23110 </w:t>
-      </w:r>
-      <w:proofErr w:type="spellStart"/>
-      <w:r>
-        <w:rPr>
-          <w:b/>
-          <w:i/>
-          <w:sz w:val="20"/>
-          <w:szCs w:val="18"/>
-        </w:rPr>
-        <w:t>Pennsgrove</w:t>
-      </w:r>
-      <w:proofErr w:type="spellEnd"/>
-      <w:r>
-        <w:rPr>
-          <w:b/>
-          <w:i/>
-          <w:sz w:val="20"/>
-          <w:szCs w:val="18"/>
-        </w:rPr>
-        <w:t xml:space="preserve"> Rd Spring, TX 77373</w:t>
+        <w:t>{{ADDRESS}}</w:t>
       </w:r>
     </w:p>
     <w:p>
